--- a/policies/build/chapters_v2/PSQ/HCO_PSQ_6_v2_REWRITE_DRAFT.docx
+++ b/policies/build/chapters_v2/PSQ/HCO_PSQ_6_v2_REWRITE_DRAFT.docx
@@ -1844,6 +1844,75 @@
     </w:p>
     <w:p>
       <w:pPr>
+        <w:pStyle w:val="ListNumber"/>
+        <w:numPr>
+          <w:ilvl w:val="0"/>
+          <w:numId w:val="10"/>
+        </w:numPr>
+      </w:pPr>
+      <w:r>
+        <w:t xml:space="preserve">University of Manchester. (2006). </w:t>
+      </w:r>
+      <w:hyperlink r:id="rId9">
+        <w:r>
+          <w:rPr>
+            <w:color w:val="0563C1"/>
+            <w:u w:val="single"/>
+          </w:rPr>
+          <w:t>https://psnet.ahrq.gov/issue/manchester-patient-safety-framework-mapsaf</w:t>
+        </w:r>
+      </w:hyperlink>
+      <w:r>
+        <w:t xml:space="preserve"> Manchester Patient Safety Framework (MaPSaF).</w:t>
+      </w:r>
+    </w:p>
+    <w:p>
+      <w:pPr>
+        <w:pStyle w:val="ListNumber"/>
+        <w:numPr>
+          <w:ilvl w:val="0"/>
+          <w:numId w:val="10"/>
+        </w:numPr>
+      </w:pPr>
+      <w:r>
+        <w:t xml:space="preserve">Sexton, J. B., Helmreich, R. L., Neilands, T. B., Rowan, K., Vella, K., Boyden, J., Roberts, P. R., &amp; Thomas, E. J. (2006). The Safety Attitudes Questionnaire: Psychometric properties, benchmarking data, and emerging research. BMC Health Services Research, 6, 44. </w:t>
+      </w:r>
+      <w:hyperlink r:id="rId10">
+        <w:r>
+          <w:rPr>
+            <w:color w:val="0563C1"/>
+            <w:u w:val="single"/>
+          </w:rPr>
+          <w:t>https://doi.org/10.1186/1472-6963-6-44</w:t>
+        </w:r>
+      </w:hyperlink>
+    </w:p>
+    <w:p>
+      <w:pPr>
+        <w:pStyle w:val="ListNumber"/>
+        <w:numPr>
+          <w:ilvl w:val="0"/>
+          <w:numId w:val="10"/>
+        </w:numPr>
+      </w:pPr>
+      <w:r>
+        <w:t xml:space="preserve">Agency for Healthcare Research and Quality. (2019). </w:t>
+      </w:r>
+      <w:hyperlink r:id="rId11">
+        <w:r>
+          <w:rPr>
+            <w:color w:val="0563C1"/>
+            <w:u w:val="single"/>
+          </w:rPr>
+          <w:t>https://www.ahrq.gov/sops/surveys/hospital/</w:t>
+        </w:r>
+      </w:hyperlink>
+      <w:r>
+        <w:t xml:space="preserve"> Surveys on Patient Safety Culture (SOPS) Hospital Survey.</w:t>
+      </w:r>
+    </w:p>
+    <w:p>
+      <w:pPr>
         <w:pStyle w:val="Heading1"/>
       </w:pPr>
       <w:r>

--- a/policies/build/chapters_v2/PSQ/HCO_PSQ_6_v2_REWRITE_DRAFT.docx
+++ b/policies/build/chapters_v2/PSQ/HCO_PSQ_6_v2_REWRITE_DRAFT.docx
@@ -323,6 +323,12 @@
     <w:p>
       <w:pPr/>
       <w:r>
+        <w:t>An informed culture means staff and leaders have current knowledge of what could go wrong in the system. A reporting culture means staff report errors and near-misses without fear of blame. A learning culture means the organisation analyses what is reported and changes practice as a result. A just culture holds people accountable for reckless behaviour, but not for honest mistakes, so people keep reporting. A flexible culture means the organisation can reconfigure itself, for example during a surge or crisis, without losing sight of safety.</w:t>
+      </w:r>
+    </w:p>
+    <w:p>
+      <w:pPr/>
+      <w:r>
         <w:t>The management needs to measure its safety culture regularly, at least once a year.</w:t>
       </w:r>
     </w:p>
@@ -336,6 +342,12 @@
       <w:pPr/>
       <w:r>
         <w:t>Examples include the Manchester Patient Safety Framework (MaPSaF), Safety Attitudes Questionnaire and AHRQ Surveys on Patient Safety Culture (SOPS).</w:t>
+      </w:r>
+    </w:p>
+    <w:p>
+      <w:pPr/>
+      <w:r>
+        <w:t>MaPSaF is a maturity matrix that places a department on a scale from reactive to generative safety culture. The Safety Attitudes Questionnaire and AHRQ SOPS are staff-completed surveys that score dimensions such as teamwork, communication openness and management support for safety, and can be repeated over time to track change.</w:t>
       </w:r>
     </w:p>
     <w:p>
@@ -1940,7 +1952,7 @@
     <w:p>
       <w:pPr/>
       <w:r>
-        <w:t>This document is not issued by, endorsed by, or affiliated with NABH, the World Health Organization, the National Centre for Disease Control, the Food Safety and Standards Authority of India, any Pollution Control Board, or any other body named in it. Wording is original; no text has been reproduced from the standards, rules or guidelines referenced.</w:t>
+        <w:t>This document is not issued by, endorsed by, or affiliated with NABH or any other body named in it. Wording is original; no text has been reproduced from the standards, rules or guidelines referenced.</w:t>
       </w:r>
     </w:p>
     <w:sectPr>
